--- a/textbook lifecycle knowledge/Chapter 3 - Demand Forecasting and Textbook Planning.docx
+++ b/textbook lifecycle knowledge/Chapter 3 - Demand Forecasting and Textbook Planning.docx
@@ -458,13 +458,13 @@
       </w:r>
     </w:p>
     <w:bookmarkEnd w:id="25"/>
-    <w:bookmarkStart w:id="26" w:name="proposed-opesware-solution"/>
+    <w:bookmarkStart w:id="26" w:name="proposed-EduOS Cameroon-solution"/>
     <w:p>
       <w:pPr>
         <w:pStyle w:val="Heading3"/>
       </w:pPr>
       <w:r>
-        <w:t xml:space="preserve">Proposed Opesware Solution</w:t>
+        <w:t xml:space="preserve">Proposed EduOS Cameroon Solution</w:t>
       </w:r>
     </w:p>
     <w:p>
@@ -472,7 +472,7 @@
         <w:pStyle w:val="FirstParagraph"/>
       </w:pPr>
       <w:r>
-        <w:t xml:space="preserve">Opesware introduces a</w:t>
+        <w:t xml:space="preserve">EduOS Cameroon introduces a</w:t>
       </w:r>
       <w:r>
         <w:t xml:space="preserve"> </w:t>
